--- a/docs/study-guides/chapter-2/word/Lesson-2-05-Addition-Patterns.docx
+++ b/docs/study-guides/chapter-2/word/Lesson-2-05-Addition-Patterns.docx
@@ -2762,7 +2762,7 @@
                 <w:sz w:val="28"/>
                 <w:szCs w:val="28"/>
               </w:rPr>
-              <w:t xml:space="preserve">odd + odd = ________</w:t>
+              <w:t xml:space="preserve">________ = odd + odd</w:t>
             </w:r>
           </w:p>
           <w:p>
@@ -3745,7 +3745,7 @@
                 <w:sz w:val="21"/>
                 <w:szCs w:val="21"/>
               </w:rPr>
-              <w:t xml:space="preserve">. Samples: 214 + 133 = 347; 405 + 122 = 527</w:t>
+              <w:t xml:space="preserve">. Samples: 347 = 133 + 214; 527 = 405 + 122</w:t>
             </w:r>
           </w:p>
           <w:p>

--- a/docs/study-guides/chapter-2/word/Lesson-2-05-Addition-Patterns.docx
+++ b/docs/study-guides/chapter-2/word/Lesson-2-05-Addition-Patterns.docx
@@ -736,7 +736,7 @@
                 <wp:inline distT="0" distB="0" distL="0" distR="0">
                   <wp:extent cx="2914650" cy="838200"/>
                   <wp:effectExtent t="0" r="0" b="0" l="0"/>
-                  <wp:docPr id="1" name="" descr="" title=""/>
+                  <wp:docPr id="22" name="" descr="" title=""/>
                   <wp:cNvGraphicFramePr>
                     <a:graphicFrameLocks xmlns:a="http://schemas.openxmlformats.org/drawingml/2006/main" noChangeAspect="1"/>
                   </wp:cNvGraphicFramePr>
